--- a/src/public/CV-VigneshVenkatraman.docx
+++ b/src/public/CV-VigneshVenkatraman.docx
@@ -139,7 +139,7 @@
           <w:bCs w:val="1"/>
           <w:rtl w:val="0"/>
         </w:rPr>
-        <w:t xml:space="preserve">Node,js</w:t>
+        <w:t xml:space="preserve">NodeJS</w:t>
       </w:r>
       <w:r>
         <w:rPr>
